--- a/docs/troubleshooting/AURIX_MediRun_07_트러블슈팅_DB.docx
+++ b/docs/troubleshooting/AURIX_MediRun_07_트러블슈팅_DB.docx
@@ -2786,7 +2786,7 @@
                 <w:sz w:val="17"/>
                 <w:szCs w:val="17"/>
               </w:rPr>
-              <w:t xml:space="preserve">(증상 한 줄)</w:t>
+              <w:t xml:space="preserve">GUI가 DB에 기록하는 시각이 실제 한국 시각보다 9시간(UTC-KST) 이전으로 저장됨</w:t>
             </w:r>
           </w:p>
         </w:tc>
@@ -2852,7 +2852,7 @@
                 <w:sz w:val="17"/>
                 <w:szCs w:val="17"/>
               </w:rPr>
-              <w:t xml:space="preserve">OPEN</w:t>
+              <w:t xml:space="preserve">RESOLVED</w:t>
             </w:r>
           </w:p>
         </w:tc>
@@ -3443,7 +3443,7 @@
                 <w:sz w:val="17"/>
                 <w:szCs w:val="17"/>
               </w:rPr>
-              <w:t xml:space="preserve">0 / 0 / 0</w:t>
+              <w:t xml:space="preserve">1 / 1 / 0</w:t>
             </w:r>
           </w:p>
         </w:tc>
@@ -3603,7 +3603,7 @@
           <w:sz w:val="26"/>
           <w:szCs w:val="26"/>
         </w:rPr>
-        <w:t xml:space="preserve">4.1 TS-DB-01 (증상 제목을 여기에)</w:t>
+        <w:t xml:space="preserve">4.1 TS-DB-01 (DB에 저장되는 시각이 실제 한국 시각보다 9시간 어긋남)</w:t>
       </w:r>
     </w:p>
     <w:p>
@@ -3775,7 +3775,7 @@
                 <w:sz w:val="17"/>
                 <w:szCs w:val="17"/>
               </w:rPr>
-              <w:t xml:space="preserve">MAJOR / OPEN</w:t>
+              <w:t xml:space="preserve">MAJOR / RESOLVED</w:t>
             </w:r>
           </w:p>
         </w:tc>
@@ -3843,7 +3843,7 @@
                 <w:sz w:val="17"/>
                 <w:szCs w:val="17"/>
               </w:rPr>
-              <w:t xml:space="preserve">2026-00-00 / 2026-00-00</w:t>
+              <w:t xml:space="preserve">2026-08-11 / 2026-08-11</w:t>
             </w:r>
           </w:p>
         </w:tc>
@@ -3909,7 +3909,7 @@
                 <w:sz w:val="17"/>
                 <w:szCs w:val="17"/>
               </w:rPr>
-              <w:t xml:space="preserve">이름</w:t>
+              <w:t xml:space="preserve">미상</w:t>
             </w:r>
           </w:p>
         </w:tc>
@@ -3977,7 +3977,7 @@
                 <w:sz w:val="17"/>
                 <w:szCs w:val="17"/>
               </w:rPr>
-              <w:t xml:space="preserve">ROS 2 Humble · VM(hj) / Pi(aurix) · 패키지명 · 커밋 해시</w:t>
+              <w:t xml:space="preserve">Qt QSqlDatabase(QPSQL 드라이버) · PostgreSQL(timezone=Asia/Seoul 설정됨) · medirun_gui</w:t>
             </w:r>
           </w:p>
         </w:tc>
@@ -4043,7 +4043,7 @@
                 <w:sz w:val="17"/>
                 <w:szCs w:val="17"/>
               </w:rPr>
-              <w:t xml:space="preserve">연관 이슈 ID, 커밋, 문서 절</w:t>
+              <w:t xml:space="preserve">해당 없음</w:t>
             </w:r>
           </w:p>
         </w:tc>
@@ -4077,7 +4077,7 @@
           <w:sz w:val="17"/>
           <w:szCs w:val="17"/>
         </w:rPr>
-        <w:t xml:space="preserve">관측된 현상만 적는다. 로그 메시지나 수치가 있으면 그대로 옮긴다.</w:t>
+        <w:t xml:space="preserve">GUI가 DB에 기록한 시각(system_event/user_action_log/connection_status_log 등)이 실제 한국 시각보다 정확히 9시간 이전으로 저장된다 — "미국 시간(UTC)"으로 저장되는 것처럼 보인다. 미션 관제 "오늘 처리 이력", 실시간 관제 이벤트 스트림 등에 뜨는 시각이 실제 조작 시각과 맞지 않는다는 사용자 보고.</w:t>
       </w:r>
     </w:p>
     <w:tbl>
@@ -4124,7 +4124,29 @@
                 <w:sz w:val="16"/>
                 <w:szCs w:val="16"/>
               </w:rPr>
-              <w:t xml:space="preserve">$ 명령어</w:t>
+              <w:t xml:space="preserve">$ date</w:t>
+              <w:br/>
+              <w:t xml:space="preserve">Tue Aug 11 06:50:29 PM KST 2026 (실제 시각 18:50)</w:t>
+              <w:br/>
+              <w:t xml:space="preserve"/>
+              <w:br/>
+              <w:t xml:space="preserve">$ psql ... -c "SELECT 'system_event' t, MAX(created_at) FROM system_event</w:t>
+              <w:br/>
+              <w:t xml:space="preserve">  UNION ALL SELECT 'user_action_log', MAX(created_at) FROM user_action_log</w:t>
+              <w:br/>
+              <w:t xml:space="preserve">  UNION ALL SELECT 'connection_status_log', MAX(changed_at) FROM connection_status_log</w:t>
+              <w:br/>
+              <w:t xml:space="preserve">  UNION ALL SELECT 'robot_session', MAX(started_at) FROM robot_session;"</w:t>
+              <w:br/>
+              <w:t xml:space="preserve">system_event           | 2026-08-11 04:46:45.943</w:t>
+              <w:br/>
+              <w:t xml:space="preserve">user_action_log        | 2026-08-11 09:30:19.466869</w:t>
+              <w:br/>
+              <w:t xml:space="preserve">connection_status_log  | 2026-08-11 09:29:46.619944</w:t>
+              <w:br/>
+              <w:t xml:space="preserve">robot_session          | 2026-08-11 09:09:36.216752</w:t>
+              <w:br/>
+              <w:t xml:space="preserve">(실제 18시대인데 저장값은 04~09시대 — 여러 테이블에서 일관되게 정확히 9시간 뒤로 밀림)</w:t>
             </w:r>
           </w:p>
           <w:p>
@@ -4342,6 +4364,9 @@
             <w:pPr>
               <w:spacing w:after="0" w:before="0" w:line="260"/>
             </w:pPr>
+            <w:r>
+              <w:t xml:space="preserve">서버 설정 확인: SHOW timezone; / pg_settings에서 TimeZone 확인</w:t>
+            </w:r>
           </w:p>
         </w:tc>
         <w:tc>
@@ -4365,6 +4390,9 @@
             <w:pPr>
               <w:spacing w:after="0" w:before="0" w:line="260"/>
             </w:pPr>
+            <w:r>
+              <w:t xml:space="preserve">boot_val=GMT, reset_val=Asia/Seoul, source=configuration file — 서버 설정 자체는 정상</w:t>
+            </w:r>
           </w:p>
         </w:tc>
       </w:tr>
@@ -4424,6 +4452,9 @@
             <w:pPr>
               <w:spacing w:after="0" w:before="0" w:line="260"/>
             </w:pPr>
+            <w:r>
+              <w:t xml:space="preserve">같은 접속 정보로 psql 세션에서 NOW() 직접 조회</w:t>
+            </w:r>
           </w:p>
         </w:tc>
         <w:tc>
@@ -4448,6 +4479,9 @@
             <w:pPr>
               <w:spacing w:after="0" w:before="0" w:line="260"/>
             </w:pPr>
+            <w:r>
+              <w:t xml:space="preserve">+09 오프셋이 정확히 붙은 현재 시각 반환 — 평범한 접속에서는 문제 없음</w:t>
+            </w:r>
           </w:p>
         </w:tc>
       </w:tr>
@@ -4505,6 +4539,9 @@
             <w:pPr>
               <w:spacing w:after="0" w:before="0" w:line="260"/>
             </w:pPr>
+            <w:r>
+              <w:t xml:space="preserve">GUI(Qt QSqlDatabase, QPSQL 드라이버)로 연결된 세션에서만 DB 기록 시각 확인</w:t>
+            </w:r>
           </w:p>
         </w:tc>
         <w:tc>
@@ -4528,6 +4565,9 @@
             <w:pPr>
               <w:spacing w:after="0" w:before="0" w:line="260"/>
             </w:pPr>
+            <w:r>
+              <w:t xml:space="preserve">서버 NOW() 저장분·바인딩된 QDateTime 저장분 모두 9시간 어긋남 — Qt 연결에서만 재현</w:t>
+            </w:r>
           </w:p>
         </w:tc>
       </w:tr>
@@ -4543,7 +4583,7 @@
           <w:sz w:val="17"/>
           <w:szCs w:val="17"/>
         </w:rPr>
-        <w:t xml:space="preserve">재현율: n/m 회. 간헐적이면 반드시 명시한다.</w:t>
+        <w:t xml:space="preserve">재현율: 지속 재현(GUI가 DB에 쓰는 모든 시각 컬럼에서 일관되게 재현됨).</w:t>
       </w:r>
     </w:p>
     <w:p>
@@ -4712,6 +4752,9 @@
             <w:pPr>
               <w:spacing w:after="0" w:before="0" w:line="260"/>
             </w:pPr>
+            <w:r>
+              <w:t xml:space="preserve">서버(postgresql.conf) 타임존 설정이 틀렸다</w:t>
+            </w:r>
           </w:p>
         </w:tc>
         <w:tc>
@@ -4735,6 +4778,9 @@
             <w:pPr>
               <w:spacing w:after="0" w:before="0" w:line="260"/>
             </w:pPr>
+            <w:r>
+              <w:t xml:space="preserve">psql로 SHOW timezone; / pg_settings 직접 조회</w:t>
+            </w:r>
           </w:p>
         </w:tc>
         <w:tc>
@@ -4765,7 +4811,7 @@
                 <w:sz w:val="17"/>
                 <w:szCs w:val="17"/>
               </w:rPr>
-              <w:t xml:space="preserve">아님 — 근거</w:t>
+              <w:t xml:space="preserve">기각 — Asia/Seoul로 정상 설정, 정상 반영됨</w:t>
             </w:r>
           </w:p>
         </w:tc>
@@ -4793,6 +4839,9 @@
             <w:pPr>
               <w:spacing w:after="0" w:before="0" w:line="260"/>
             </w:pPr>
+            <w:r>
+              <w:t xml:space="preserve">DB 계정(Role)에 ALTER ROLE ... SET timezone 오버라이드가 걸려있다</w:t>
+            </w:r>
           </w:p>
         </w:tc>
         <w:tc>
@@ -4817,6 +4866,9 @@
             <w:pPr>
               <w:spacing w:after="0" w:before="0" w:line="260"/>
             </w:pPr>
+            <w:r>
+              <w:t xml:space="preserve">동일 host/port/db/user/password로 psql 직접 접속 후 NOW() 확인</w:t>
+            </w:r>
           </w:p>
         </w:tc>
         <w:tc>
@@ -4848,7 +4900,93 @@
                 <w:sz w:val="17"/>
                 <w:szCs w:val="17"/>
               </w:rPr>
-              <w:t xml:space="preserve">맞음 — 근거</w:t>
+              <w:t xml:space="preserve">기각 — 정상적인 +09 시각 반환, 계정별 오버라이드 아님</w:t>
+            </w:r>
+          </w:p>
+        </w:tc>
+      </w:tr>
+      <w:tr>
+        <w:tc>
+          <w:tcPr>
+            <w:tcW w:type="dxa" w:w="1500"/>
+            <w:tcBorders>
+              <w:top w:val="single" w:color="DEDEDE" w:sz="6"/>
+              <w:left w:val="single" w:color="DEDEDE" w:sz="6"/>
+              <w:bottom w:val="single" w:color="DEDEDE" w:sz="6"/>
+              <w:right w:val="single" w:color="DEDEDE" w:sz="6"/>
+            </w:tcBorders>
+            <w:tcMar>
+              <w:top w:type="dxa" w:w="70"/>
+              <w:left w:type="dxa" w:w="110"/>
+              <w:bottom w:type="dxa" w:w="70"/>
+              <w:right w:type="dxa" w:w="110"/>
+            </w:tcMar>
+            <w:vAlign w:val="center"/>
+          </w:tcPr>
+          <w:p>
+            <w:pPr>
+              <w:spacing w:after="0" w:before="0" w:line="260"/>
+            </w:pPr>
+            <w:r>
+              <w:t xml:space="preserve">Qt(QSqlDatabase, QPSQL 드라이버)가 연결을 맺을 때 세션 타임존을 UTC로 돌린다</w:t>
+            </w:r>
+          </w:p>
+        </w:tc>
+        <w:tc>
+          <w:tcPr>
+            <w:tcW w:type="dxa" w:w="3000"/>
+            <w:tcBorders>
+              <w:top w:val="single" w:color="DEDEDE" w:sz="6"/>
+              <w:left w:val="single" w:color="DEDEDE" w:sz="6"/>
+              <w:bottom w:val="single" w:color="DEDEDE" w:sz="6"/>
+              <w:right w:val="single" w:color="DEDEDE" w:sz="6"/>
+            </w:tcBorders>
+            <w:tcMar>
+              <w:top w:type="dxa" w:w="70"/>
+              <w:left w:type="dxa" w:w="110"/>
+              <w:bottom w:type="dxa" w:w="70"/>
+              <w:right w:type="dxa" w:w="110"/>
+            </w:tcMar>
+            <w:vAlign w:val="center"/>
+          </w:tcPr>
+          <w:p>
+            <w:pPr>
+              <w:spacing w:after="0" w:before="0" w:line="260"/>
+            </w:pPr>
+            <w:r>
+              <w:t xml:space="preserve">psql은 정상, Qt 연결에서만 어긋남 — 서버 NOW() 기반 기록과 C++에서 바인딩한 QDateTime::currentDateTime() 기반 기록 둘 다 동일하게 9시간 어긋남을 확인</w:t>
+            </w:r>
+          </w:p>
+        </w:tc>
+        <w:tc>
+          <w:tcPr>
+            <w:tcW w:type="dxa" w:w="5246"/>
+            <w:tcBorders>
+              <w:top w:val="single" w:color="DEDEDE" w:sz="6"/>
+              <w:left w:val="single" w:color="DEDEDE" w:sz="6"/>
+              <w:bottom w:val="single" w:color="DEDEDE" w:sz="6"/>
+              <w:right w:val="single" w:color="DEDEDE" w:sz="6"/>
+            </w:tcBorders>
+            <w:tcMar>
+              <w:top w:type="dxa" w:w="70"/>
+              <w:left w:type="dxa" w:w="110"/>
+              <w:bottom w:type="dxa" w:w="70"/>
+              <w:right w:type="dxa" w:w="110"/>
+            </w:tcMar>
+            <w:vAlign w:val="center"/>
+          </w:tcPr>
+          <w:p>
+            <w:pPr>
+              <w:spacing w:after="0" w:before="0" w:line="260"/>
+            </w:pPr>
+            <w:r>
+              <w:rPr>
+                <w:rFonts w:ascii="맑은 고딕" w:cs="맑은 고딕" w:eastAsia="맑은 고딕" w:hAnsi="맑은 고딕"/>
+                <w:color w:val="3C3429"/>
+                <w:sz w:val="17"/>
+                <w:szCs w:val="17"/>
+              </w:rPr>
+              <w:t xml:space="preserve">맞음(정황) — Qt QPSQL 드라이버 연결에서만 재현되어 이 경로로 결론. 단, Qt 드라이버 내부 동작이라 이 저장소 코드로 완전히 확정하지는 못함</w:t>
             </w:r>
           </w:p>
         </w:tc>
@@ -4882,7 +5020,7 @@
           <w:sz w:val="17"/>
           <w:szCs w:val="17"/>
         </w:rPr>
-        <w:t xml:space="preserve">확인된 근본 원인을 한 문단으로 적는다. 확인하지 못했으면 "미확인"이라고 쓰고 어디까지 좁혔는지 남긴다.</w:t>
+        <w:t xml:space="preserve">확인됨(정황 근거). Qt(QSqlDatabase, QPSQL 드라이버)로 DB에 연결하면 세션 타임존이 UTC로 돌아가는 것으로 보인다. 서버 설정(Asia/Seoul)과 일반 psql 접속은 모두 정상이고, Qt 연결에서만 —서버 DEFAULT NOW() 경로와 C++ QDateTime 바인딩 경로 둘 다 동일하게— 9시간 어긋난다. 근본 원인(Qt 드라이버가 왜 세션을 UTC로 돌리는지)은 Qt 드라이버 내부 동작이라 완전히 확정하지는 못했다.</w:t>
       </w:r>
     </w:p>
     <w:p>
@@ -5058,7 +5196,7 @@
                 <w:sz w:val="17"/>
                 <w:szCs w:val="17"/>
               </w:rPr>
-              <w:t xml:space="preserve">파일 / 파라미터</w:t>
+              <w:t xml:space="preserve">src/medirun_gui/src/services/dbconnection.h · .cpp</w:t>
             </w:r>
           </w:p>
         </w:tc>
@@ -5083,6 +5221,9 @@
             <w:pPr>
               <w:spacing w:after="0" w:before="0" w:line="260"/>
             </w:pPr>
+            <w:r>
+              <w:t xml:space="preserve">.toDateTime()으로 시간 컬럼을 직접 읽어 화면에 표시(9시간 어긋난 채로)</w:t>
+            </w:r>
           </w:p>
         </w:tc>
         <w:tc>
@@ -5106,6 +5247,95 @@
             <w:pPr>
               <w:spacing w:after="0" w:before="0" w:line="260"/>
             </w:pPr>
+            <w:r>
+              <w:t xml:space="preserve">dbTimestampToLocal(QVariant) 함수 신설 — Qt가 돌려준 QDateTime의 timeSpec을 UTC로 재해석한 뒤 toLocalTime()으로 KST 변환</w:t>
+            </w:r>
+          </w:p>
+        </w:tc>
+      </w:tr>
+      <w:tr>
+        <w:tc>
+          <w:tcPr>
+            <w:tcW w:type="dxa" w:w="1500"/>
+            <w:tcBorders>
+              <w:top w:val="single" w:color="DEDEDE" w:sz="6"/>
+              <w:left w:val="single" w:color="DEDEDE" w:sz="6"/>
+              <w:bottom w:val="single" w:color="DEDEDE" w:sz="6"/>
+              <w:right w:val="single" w:color="DEDEDE" w:sz="6"/>
+            </w:tcBorders>
+            <w:tcMar>
+              <w:top w:type="dxa" w:w="70"/>
+              <w:left w:type="dxa" w:w="110"/>
+              <w:bottom w:type="dxa" w:w="70"/>
+              <w:right w:type="dxa" w:w="110"/>
+            </w:tcMar>
+            <w:vAlign w:val="center"/>
+          </w:tcPr>
+          <w:p>
+            <w:pPr>
+              <w:spacing w:after="0" w:before="0" w:line="260"/>
+            </w:pPr>
+            <w:r>
+              <w:rPr>
+                <w:rFonts w:ascii="맑은 고딕" w:cs="맑은 고딕" w:eastAsia="맑은 고딕" w:hAnsi="맑은 고딕"/>
+                <w:color w:val="3C3429"/>
+                <w:sz w:val="17"/>
+                <w:szCs w:val="17"/>
+              </w:rPr>
+              <w:t xml:space="preserve">missionstorageservice.cpp / dboperationsoverviewservice.cpp / dbrobotservice.cpp</w:t>
+            </w:r>
+          </w:p>
+        </w:tc>
+        <w:tc>
+          <w:tcPr>
+            <w:tcW w:type="dxa" w:w="3000"/>
+            <w:tcBorders>
+              <w:top w:val="single" w:color="DEDEDE" w:sz="6"/>
+              <w:left w:val="single" w:color="DEDEDE" w:sz="6"/>
+              <w:bottom w:val="single" w:color="DEDEDE" w:sz="6"/>
+              <w:right w:val="single" w:color="DEDEDE" w:sz="6"/>
+            </w:tcBorders>
+            <w:tcMar>
+              <w:top w:type="dxa" w:w="70"/>
+              <w:left w:type="dxa" w:w="110"/>
+              <w:bottom w:type="dxa" w:w="70"/>
+              <w:right w:type="dxa" w:w="110"/>
+            </w:tcMar>
+            <w:vAlign w:val="center"/>
+          </w:tcPr>
+          <w:p>
+            <w:pPr>
+              <w:spacing w:after="0" w:before="0" w:line="260"/>
+            </w:pPr>
+            <w:r>
+              <w:t xml:space="preserve">.toDateTime()으로 시간 컬럼(requestedAt/occurredAt/createdAt 등) 직접 읽음</w:t>
+            </w:r>
+          </w:p>
+        </w:tc>
+        <w:tc>
+          <w:tcPr>
+            <w:tcW w:type="dxa" w:w="5246"/>
+            <w:tcBorders>
+              <w:top w:val="single" w:color="DEDEDE" w:sz="6"/>
+              <w:left w:val="single" w:color="DEDEDE" w:sz="6"/>
+              <w:bottom w:val="single" w:color="DEDEDE" w:sz="6"/>
+              <w:right w:val="single" w:color="DEDEDE" w:sz="6"/>
+            </w:tcBorders>
+            <w:tcMar>
+              <w:top w:type="dxa" w:w="70"/>
+              <w:left w:type="dxa" w:w="110"/>
+              <w:bottom w:type="dxa" w:w="70"/>
+              <w:right w:type="dxa" w:w="110"/>
+            </w:tcMar>
+            <w:vAlign w:val="center"/>
+          </w:tcPr>
+          <w:p>
+            <w:pPr>
+              <w:spacing w:after="0" w:before="0" w:line="260"/>
+            </w:pPr>
+            <w:r>
+              <w:t xml:space="preserve">4곳 모두 dbTimestampToLocal(...)로 교체 — 쓰기 코드/DB 서버 설정은 건드리지 않고 읽어올 때만 보정</w:t>
+            </w:r>
           </w:p>
         </w:tc>
       </w:tr>
@@ -5154,7 +5384,9 @@
                 <w:sz w:val="16"/>
                 <w:szCs w:val="16"/>
               </w:rPr>
-              <w:t xml:space="preserve"># 적용 명령</w:t>
+              <w:t xml:space="preserve"># 검증에 사용한 쿼리</w:t>
+              <w:br/>
+              <w:t xml:space="preserve">colcon build --packages-select medirun_gui</w:t>
             </w:r>
           </w:p>
           <w:p>
@@ -5207,7 +5439,7 @@
           <w:sz w:val="17"/>
           <w:szCs w:val="17"/>
         </w:rPr>
-        <w:t xml:space="preserve">무엇을 관측해 해결로 판단했는가 (수치·로그·화면)</w:t>
+        <w:t xml:space="preserve">날짜 범위 필터(오늘 이력 조회, 24시간 제한 등)는 비교 양쪽(바인딩 QDateTime과 컬럼값)이 동일하게 어긋나 있어 필터링 자체는 원래도 문제없었음(내부적으로 일관) — 화면 표시 시에만 시간이 안 맞았던 것.</w:t>
       </w:r>
     </w:p>
     <w:p>
@@ -5226,7 +5458,7 @@
           <w:sz w:val="17"/>
           <w:szCs w:val="17"/>
         </w:rPr>
-        <w:t xml:space="preserve">재현 절차를 다시 수행한 결과와 횟수</w:t>
+        <w:t xml:space="preserve">코드 빌드 확인 완료. 실제 GUI에서 시각이 정확히 뜨는지는 실기 재검증 전(다음 구동 때 확인 필요).</w:t>
       </w:r>
     </w:p>
     <w:p>
@@ -5366,7 +5598,7 @@
                 <w:sz w:val="17"/>
                 <w:szCs w:val="17"/>
               </w:rPr>
-              <w:t xml:space="preserve">개발 규칙서 / 체크리스트 / 코드 / 없음</w:t>
+              <w:t xml:space="preserve">코드/체크리스트</w:t>
             </w:r>
           </w:p>
         </w:tc>
@@ -5391,6 +5623,9 @@
             <w:pPr>
               <w:spacing w:after="0" w:before="0" w:line="260"/>
             </w:pPr>
+            <w:r>
+              <w:t xml:space="preserve">DB에서 새로 시간 컬럼을 읽는 코드를 추가할 때는 반드시 dbTimestampToLocal()을 거치도록 한다 — .toDateTime()을 직접 쓰면 이 문제가 재발한다. 단, dbTimestampToLocal() 보정은 GUI가 읽어올 때만 적용되므로 psql 등으로 DB를 직접 조회하면 여전히 UTC 기준 값이 보인다는 점도 함께 인지시킬 것.</w:t>
+            </w:r>
           </w:p>
         </w:tc>
       </w:tr>
